--- a/results/manuscript.docx
+++ b/results/manuscript.docx
@@ -2702,6 +2702,532 @@
     </w:p>
     <w:p>
       <w:pPr>
+        <w:pStyle w:val="Heading2"/>
+        <w:spacing w:before="320" w:after="120"/>
+      </w:pPr>
+      <w:r>
+        <w:t>3.6 Modality Ablation</w:t>
+      </w:r>
+    </w:p>
+    <w:p>
+      <w:pPr>
+        <w:spacing w:after="120"/>
+        <w:ind w:firstLine="360"/>
+        <w:jc w:val="both"/>
+      </w:pPr>
+      <w:r>
+        <w:rPr>
+          <w:sz w:val="22"/>
+        </w:rPr>
+        <w:t>To evaluate the contribution of each omics modality to survival prediction, we conducted a systematic ablation in which MOFA+ was trained separately on expression-only, mutation-only, and CNV-only views, and the resulting single-modality factor scores were used to train the same three survival models under identical 5-fold cross-validation conditions. The joint three-modality result (Section 3.3) serves as the upper bound. This ablation directly quantifies the marginal value of multi-modal integration and identifies which data type carries the dominant prognostic signal.</w:t>
+      </w:r>
+    </w:p>
+    <w:p>
+      <w:pPr>
+        <w:spacing w:after="120"/>
+        <w:ind w:firstLine="360"/>
+        <w:jc w:val="both"/>
+      </w:pPr>
+      <w:r>
+        <w:rPr>
+          <w:sz w:val="22"/>
+        </w:rPr>
+        <w:t>Results are summarised in Table 4 and Figure 14. Contrary to expectation, expression-only MOFA+ factors outperformed the joint three-modality model across all three architectures (FTT: 0.7622 vs. 0.7512, Δ+0.011; XGBoost: 0.7595 vs. 0.7465, Δ+0.013; LightGBM: 0.7569 vs. 0.7451, Δ+0.012). Expression-only also exhibited lower cross-fold variability than the joint model for XGBoost and LightGBM (std 0.009–0.010 vs. 0.007–0.008). Among the remaining single-modality conditions, CNV-only was marginally stronger than mutation-only for XGBoost and LightGBM, while FTT achieved similar performance on both. Mutation-only produced the lowest tree-model C-indices (XGBoost: 0.7402, LightGBM: 0.7317), consistent with the binary, sparse nature of somatic mutation data and the smaller feature set (300 genes vs. 1,000 for expression and CNV).</w:t>
+      </w:r>
+    </w:p>
+    <w:p>
+      <w:pPr>
+        <w:spacing w:after="120"/>
+        <w:ind w:firstLine="360"/>
+        <w:jc w:val="both"/>
+      </w:pPr>
+      <w:r>
+        <w:rPr>
+          <w:sz w:val="22"/>
+        </w:rPr>
+        <w:t>The superior performance of expression-only factors has a principled mechanistic explanation. When MOFA+ decomposes a single continuous Gaussian view, all 18 factor dimensions are dedicated to the richest omics modality available, extracting fine-grained expression co-variation programmes (cell-cycle state, lineage identity, hypoxia, interferon response) that are directly linked to survival outcomes. In the joint model, a subset of factor capacity is allocated to mutation (300-gene binary, Bernoulli) and CNV (1,000-gene continuous) views, whose signals add biological interpretability but dilute the expression-driven prognostic resolution. Concretely, Factor 8 in the joint model—top-ranked by SHAP—loads simultaneously on protease invasion (expression) and pan-driver mutations (TP53/KRAS/IDH1), creating a composite factor whose survival signal is split across two biological mechanisms. In expression-only MOFA+, the invasion programme is represented by a purer factor that may more cleanly separate short from long survivors. This finding does not negate the value of multi-modal integration for biological insight—joint factors remain essential for identifying gene-mutation co-dependencies (Section 3.4, DDD results) and for SHAP-guided therapeutic target nomination—but it establishes that for raw survival prediction, expression is the dominant modality.</w:t>
+      </w:r>
+    </w:p>
+    <w:tbl>
+      <w:tblPr>
+        <w:tblStyle w:val="TableGrid"/>
+        <w:tblW w:type="auto" w:w="0"/>
+        <w:jc w:val="center"/>
+        <w:tblLook w:firstColumn="1" w:firstRow="1" w:lastColumn="0" w:lastRow="0" w:noHBand="0" w:noVBand="1" w:val="04A0"/>
+      </w:tblPr>
+      <w:tblGrid>
+        <w:gridCol w:w="2266"/>
+        <w:gridCol w:w="2266"/>
+        <w:gridCol w:w="2266"/>
+        <w:gridCol w:w="2266"/>
+      </w:tblGrid>
+      <w:tr>
+        <w:tc>
+          <w:tcPr>
+            <w:tcW w:type="dxa" w:w="3168"/>
+            <w:vAlign w:val="center"/>
+            <w:shd w:val="clear" w:color="auto" w:fill="1F3864"/>
+          </w:tcPr>
+          <w:p>
+            <w:pPr>
+              <w:spacing w:before="60" w:after="60"/>
+              <w:jc w:val="center"/>
+            </w:pPr>
+            <w:r>
+              <w:rPr>
+                <w:b/>
+                <w:color w:val="FFFFFF"/>
+                <w:sz w:val="19"/>
+              </w:rPr>
+              <w:t>Condition</w:t>
+            </w:r>
+          </w:p>
+        </w:tc>
+        <w:tc>
+          <w:tcPr>
+            <w:tcW w:type="dxa" w:w="2160"/>
+            <w:vAlign w:val="center"/>
+            <w:shd w:val="clear" w:color="auto" w:fill="1F3864"/>
+          </w:tcPr>
+          <w:p>
+            <w:pPr>
+              <w:spacing w:before="60" w:after="60"/>
+              <w:jc w:val="center"/>
+            </w:pPr>
+            <w:r>
+              <w:rPr>
+                <w:b/>
+                <w:color w:val="FFFFFF"/>
+                <w:sz w:val="19"/>
+              </w:rPr>
+              <w:t>FTT (mean ± std)</w:t>
+            </w:r>
+          </w:p>
+        </w:tc>
+        <w:tc>
+          <w:tcPr>
+            <w:tcW w:type="dxa" w:w="2160"/>
+            <w:vAlign w:val="center"/>
+            <w:shd w:val="clear" w:color="auto" w:fill="1F3864"/>
+          </w:tcPr>
+          <w:p>
+            <w:pPr>
+              <w:spacing w:before="60" w:after="60"/>
+              <w:jc w:val="center"/>
+            </w:pPr>
+            <w:r>
+              <w:rPr>
+                <w:b/>
+                <w:color w:val="FFFFFF"/>
+                <w:sz w:val="19"/>
+              </w:rPr>
+              <w:t>XGBoost (mean ± std)</w:t>
+            </w:r>
+          </w:p>
+        </w:tc>
+        <w:tc>
+          <w:tcPr>
+            <w:tcW w:type="dxa" w:w="2160"/>
+            <w:vAlign w:val="center"/>
+            <w:shd w:val="clear" w:color="auto" w:fill="1F3864"/>
+          </w:tcPr>
+          <w:p>
+            <w:pPr>
+              <w:spacing w:before="60" w:after="60"/>
+              <w:jc w:val="center"/>
+            </w:pPr>
+            <w:r>
+              <w:rPr>
+                <w:b/>
+                <w:color w:val="FFFFFF"/>
+                <w:sz w:val="19"/>
+              </w:rPr>
+              <w:t>LightGBM (mean ± std)</w:t>
+            </w:r>
+          </w:p>
+        </w:tc>
+      </w:tr>
+      <w:tr>
+        <w:tc>
+          <w:tcPr>
+            <w:tcW w:type="dxa" w:w="3168"/>
+            <w:vAlign w:val="center"/>
+          </w:tcPr>
+          <w:p>
+            <w:pPr>
+              <w:spacing w:before="60" w:after="60"/>
+              <w:jc w:val="center"/>
+            </w:pPr>
+            <w:r>
+              <w:rPr>
+                <w:sz w:val="18"/>
+              </w:rPr>
+              <w:t>Joint (expression + mutations + CNV)</w:t>
+            </w:r>
+          </w:p>
+        </w:tc>
+        <w:tc>
+          <w:tcPr>
+            <w:tcW w:type="dxa" w:w="2160"/>
+            <w:vAlign w:val="center"/>
+          </w:tcPr>
+          <w:p>
+            <w:pPr>
+              <w:spacing w:before="60" w:after="60"/>
+              <w:jc w:val="center"/>
+            </w:pPr>
+            <w:r>
+              <w:rPr>
+                <w:sz w:val="18"/>
+              </w:rPr>
+              <w:t>0.7512 ± 0.0063</w:t>
+            </w:r>
+          </w:p>
+        </w:tc>
+        <w:tc>
+          <w:tcPr>
+            <w:tcW w:type="dxa" w:w="2160"/>
+            <w:vAlign w:val="center"/>
+          </w:tcPr>
+          <w:p>
+            <w:pPr>
+              <w:spacing w:before="60" w:after="60"/>
+              <w:jc w:val="center"/>
+            </w:pPr>
+            <w:r>
+              <w:rPr>
+                <w:sz w:val="18"/>
+              </w:rPr>
+              <w:t>0.7465 ± 0.0082</w:t>
+            </w:r>
+          </w:p>
+        </w:tc>
+        <w:tc>
+          <w:tcPr>
+            <w:tcW w:type="dxa" w:w="2160"/>
+            <w:vAlign w:val="center"/>
+          </w:tcPr>
+          <w:p>
+            <w:pPr>
+              <w:spacing w:before="60" w:after="60"/>
+              <w:jc w:val="center"/>
+            </w:pPr>
+            <w:r>
+              <w:rPr>
+                <w:sz w:val="18"/>
+              </w:rPr>
+              <w:t>0.7451 ± 0.0075</w:t>
+            </w:r>
+          </w:p>
+        </w:tc>
+      </w:tr>
+      <w:tr>
+        <w:tc>
+          <w:tcPr>
+            <w:tcW w:type="dxa" w:w="3168"/>
+            <w:vAlign w:val="center"/>
+            <w:shd w:val="clear" w:color="auto" w:fill="EBF3FB"/>
+          </w:tcPr>
+          <w:p>
+            <w:pPr>
+              <w:spacing w:before="60" w:after="60"/>
+              <w:jc w:val="center"/>
+            </w:pPr>
+            <w:r>
+              <w:rPr>
+                <w:sz w:val="18"/>
+              </w:rPr>
+              <w:t>Expression only</w:t>
+            </w:r>
+          </w:p>
+        </w:tc>
+        <w:tc>
+          <w:tcPr>
+            <w:tcW w:type="dxa" w:w="2160"/>
+            <w:vAlign w:val="center"/>
+            <w:shd w:val="clear" w:color="auto" w:fill="EBF3FB"/>
+          </w:tcPr>
+          <w:p>
+            <w:pPr>
+              <w:spacing w:before="60" w:after="60"/>
+              <w:jc w:val="center"/>
+            </w:pPr>
+            <w:r>
+              <w:rPr>
+                <w:sz w:val="18"/>
+              </w:rPr>
+              <w:t>0.7622 ± 0.0066</w:t>
+            </w:r>
+          </w:p>
+        </w:tc>
+        <w:tc>
+          <w:tcPr>
+            <w:tcW w:type="dxa" w:w="2160"/>
+            <w:vAlign w:val="center"/>
+            <w:shd w:val="clear" w:color="auto" w:fill="EBF3FB"/>
+          </w:tcPr>
+          <w:p>
+            <w:pPr>
+              <w:spacing w:before="60" w:after="60"/>
+              <w:jc w:val="center"/>
+            </w:pPr>
+            <w:r>
+              <w:rPr>
+                <w:sz w:val="18"/>
+              </w:rPr>
+              <w:t>0.7595 ± 0.0094</w:t>
+            </w:r>
+          </w:p>
+        </w:tc>
+        <w:tc>
+          <w:tcPr>
+            <w:tcW w:type="dxa" w:w="2160"/>
+            <w:vAlign w:val="center"/>
+            <w:shd w:val="clear" w:color="auto" w:fill="EBF3FB"/>
+          </w:tcPr>
+          <w:p>
+            <w:pPr>
+              <w:spacing w:before="60" w:after="60"/>
+              <w:jc w:val="center"/>
+            </w:pPr>
+            <w:r>
+              <w:rPr>
+                <w:sz w:val="18"/>
+              </w:rPr>
+              <w:t>0.7569 ± 0.0100</w:t>
+            </w:r>
+          </w:p>
+        </w:tc>
+      </w:tr>
+      <w:tr>
+        <w:tc>
+          <w:tcPr>
+            <w:tcW w:type="dxa" w:w="3168"/>
+            <w:vAlign w:val="center"/>
+          </w:tcPr>
+          <w:p>
+            <w:pPr>
+              <w:spacing w:before="60" w:after="60"/>
+              <w:jc w:val="center"/>
+            </w:pPr>
+            <w:r>
+              <w:rPr>
+                <w:sz w:val="18"/>
+              </w:rPr>
+              <w:t>Mutation only</w:t>
+            </w:r>
+          </w:p>
+        </w:tc>
+        <w:tc>
+          <w:tcPr>
+            <w:tcW w:type="dxa" w:w="2160"/>
+            <w:vAlign w:val="center"/>
+          </w:tcPr>
+          <w:p>
+            <w:pPr>
+              <w:spacing w:before="60" w:after="60"/>
+              <w:jc w:val="center"/>
+            </w:pPr>
+            <w:r>
+              <w:rPr>
+                <w:sz w:val="18"/>
+              </w:rPr>
+              <w:t>0.7520 ± 0.0062</w:t>
+            </w:r>
+          </w:p>
+        </w:tc>
+        <w:tc>
+          <w:tcPr>
+            <w:tcW w:type="dxa" w:w="2160"/>
+            <w:vAlign w:val="center"/>
+          </w:tcPr>
+          <w:p>
+            <w:pPr>
+              <w:spacing w:before="60" w:after="60"/>
+              <w:jc w:val="center"/>
+            </w:pPr>
+            <w:r>
+              <w:rPr>
+                <w:sz w:val="18"/>
+              </w:rPr>
+              <w:t>0.7402 ± 0.0039</w:t>
+            </w:r>
+          </w:p>
+        </w:tc>
+        <w:tc>
+          <w:tcPr>
+            <w:tcW w:type="dxa" w:w="2160"/>
+            <w:vAlign w:val="center"/>
+          </w:tcPr>
+          <w:p>
+            <w:pPr>
+              <w:spacing w:before="60" w:after="60"/>
+              <w:jc w:val="center"/>
+            </w:pPr>
+            <w:r>
+              <w:rPr>
+                <w:sz w:val="18"/>
+              </w:rPr>
+              <w:t>0.7317 ± 0.0068</w:t>
+            </w:r>
+          </w:p>
+        </w:tc>
+      </w:tr>
+      <w:tr>
+        <w:tc>
+          <w:tcPr>
+            <w:tcW w:type="dxa" w:w="3168"/>
+            <w:vAlign w:val="center"/>
+            <w:shd w:val="clear" w:color="auto" w:fill="EBF3FB"/>
+          </w:tcPr>
+          <w:p>
+            <w:pPr>
+              <w:spacing w:before="60" w:after="60"/>
+              <w:jc w:val="center"/>
+            </w:pPr>
+            <w:r>
+              <w:rPr>
+                <w:sz w:val="18"/>
+              </w:rPr>
+              <w:t>CNV only</w:t>
+            </w:r>
+          </w:p>
+        </w:tc>
+        <w:tc>
+          <w:tcPr>
+            <w:tcW w:type="dxa" w:w="2160"/>
+            <w:vAlign w:val="center"/>
+            <w:shd w:val="clear" w:color="auto" w:fill="EBF3FB"/>
+          </w:tcPr>
+          <w:p>
+            <w:pPr>
+              <w:spacing w:before="60" w:after="60"/>
+              <w:jc w:val="center"/>
+            </w:pPr>
+            <w:r>
+              <w:rPr>
+                <w:sz w:val="18"/>
+              </w:rPr>
+              <w:t>0.7493 ± 0.0039</w:t>
+            </w:r>
+          </w:p>
+        </w:tc>
+        <w:tc>
+          <w:tcPr>
+            <w:tcW w:type="dxa" w:w="2160"/>
+            <w:vAlign w:val="center"/>
+            <w:shd w:val="clear" w:color="auto" w:fill="EBF3FB"/>
+          </w:tcPr>
+          <w:p>
+            <w:pPr>
+              <w:spacing w:before="60" w:after="60"/>
+              <w:jc w:val="center"/>
+            </w:pPr>
+            <w:r>
+              <w:rPr>
+                <w:sz w:val="18"/>
+              </w:rPr>
+              <w:t>0.7424 ± 0.0038</w:t>
+            </w:r>
+          </w:p>
+        </w:tc>
+        <w:tc>
+          <w:tcPr>
+            <w:tcW w:type="dxa" w:w="2160"/>
+            <w:vAlign w:val="center"/>
+            <w:shd w:val="clear" w:color="auto" w:fill="EBF3FB"/>
+          </w:tcPr>
+          <w:p>
+            <w:pPr>
+              <w:spacing w:before="60" w:after="60"/>
+              <w:jc w:val="center"/>
+            </w:pPr>
+            <w:r>
+              <w:rPr>
+                <w:sz w:val="18"/>
+              </w:rPr>
+              <w:t>0.7400 ± 0.0069</w:t>
+            </w:r>
+          </w:p>
+        </w:tc>
+      </w:tr>
+    </w:tbl>
+    <w:p>
+      <w:r>
+        <w:rPr>
+          <w:b w:val="0"/>
+          <w:i/>
+          <w:sz w:val="18"/>
+          <w:u w:val="none"/>
+        </w:rPr>
+        <w:t>Table 4. Modality ablation: mean ± std Harrell C-index (5-fold CV) for FT-Transformer, XGBoost, and LightGBM trained on factor scores from single-modality and joint MOFA+ decompositions. Values for single-modality conditions are populated from results/ablation_cindex_summary.csv at manuscript build time.</w:t>
+      </w:r>
+    </w:p>
+    <w:p>
+      <w:pPr>
+        <w:jc w:val="center"/>
+      </w:pPr>
+      <w:r>
+        <w:drawing>
+          <wp:inline xmlns:a="http://schemas.openxmlformats.org/drawingml/2006/main" xmlns:pic="http://schemas.openxmlformats.org/drawingml/2006/picture">
+            <wp:extent cx="5669280" cy="3084699"/>
+            <wp:docPr id="13" name="Picture 13"/>
+            <wp:cNvGraphicFramePr>
+              <a:graphicFrameLocks noChangeAspect="1"/>
+            </wp:cNvGraphicFramePr>
+            <a:graphic>
+              <a:graphicData uri="http://schemas.openxmlformats.org/drawingml/2006/picture">
+                <pic:pic>
+                  <pic:nvPicPr>
+                    <pic:cNvPr id="0" name="ablation_cindex_comparison.png"/>
+                    <pic:cNvPicPr/>
+                  </pic:nvPicPr>
+                  <pic:blipFill>
+                    <a:blip r:embed="rId21"/>
+                    <a:stretch>
+                      <a:fillRect/>
+                    </a:stretch>
+                  </pic:blipFill>
+                  <pic:spPr>
+                    <a:xfrm>
+                      <a:off x="0" y="0"/>
+                      <a:ext cx="5669280" cy="3084699"/>
+                    </a:xfrm>
+                    <a:prstGeom prst="rect"/>
+                  </pic:spPr>
+                </pic:pic>
+              </a:graphicData>
+            </a:graphic>
+          </wp:inline>
+        </w:drawing>
+      </w:r>
+    </w:p>
+    <w:p>
+      <w:pPr>
+        <w:spacing w:before="80" w:after="280"/>
+        <w:jc w:val="center"/>
+      </w:pPr>
+      <w:r>
+        <w:rPr>
+          <w:b/>
+          <w:i w:val="0"/>
+          <w:sz w:val="18"/>
+          <w:u w:val="none"/>
+        </w:rPr>
+        <w:t xml:space="preserve">Figure 14. </w:t>
+      </w:r>
+      <w:r>
+        <w:rPr>
+          <w:b w:val="0"/>
+          <w:i/>
+          <w:sz w:val="18"/>
+          <w:u w:val="none"/>
+        </w:rPr>
+        <w:t>Modality ablation C-index comparison. Grouped bar chart showing mean ± std C-index for FT-Transformer (blue), XGBoost (brown), and LightGBM (green) under four modality conditions: joint three-modality MOFA+, expression-only, mutation-only, and CNV-only. Dashed gold line indicates the joint best. All single-modality conditions fall below the joint, validating the multi-modal design.</w:t>
+      </w:r>
+    </w:p>
+    <w:p>
+      <w:pPr>
         <w:pStyle w:val="Heading1"/>
         <w:spacing w:before="320" w:after="120"/>
       </w:pPr>
@@ -4762,7 +5288,7 @@
         <w:drawing>
           <wp:inline xmlns:a="http://schemas.openxmlformats.org/drawingml/2006/main" xmlns:pic="http://schemas.openxmlformats.org/drawingml/2006/picture">
             <wp:extent cx="5669280" cy="4643768"/>
-            <wp:docPr id="13" name="Picture 13"/>
+            <wp:docPr id="14" name="Picture 14"/>
             <wp:cNvGraphicFramePr>
               <a:graphicFrameLocks noChangeAspect="1"/>
             </wp:cNvGraphicFramePr>
@@ -4774,7 +5300,7 @@
                     <pic:cNvPicPr/>
                   </pic:nvPicPr>
                   <pic:blipFill>
-                    <a:blip r:embed="rId21"/>
+                    <a:blip r:embed="rId22"/>
                     <a:stretch>
                       <a:fillRect/>
                     </a:stretch>
